--- a/14_ACP01/ACP01 - Module 5 - Billing, Pricing & Support/ACP01 - Module 5.5 - AWS Technical Resources & Trusted Advisor - Revision Notes.docx
+++ b/14_ACP01/ACP01 - Module 5 - Billing, Pricing & Support/ACP01 - Module 5.5 - AWS Technical Resources & Trusted Advisor - Revision Notes.docx
@@ -452,6 +452,9 @@
     <w:p/>
     <w:p>
       <w:r>
+        <w:rPr>
+          <w:noProof/>
+        </w:rPr>
         <w:lastRenderedPageBreak/>
         <w:drawing>
           <wp:inline distT="0" distB="0" distL="0" distR="0" wp14:anchorId="78068654" wp14:editId="73452159">
@@ -488,6 +491,183 @@
             </a:graphic>
           </wp:inline>
         </w:drawing>
+      </w:r>
+    </w:p>
+    <w:p>
+      <w:r>
+        <w:lastRenderedPageBreak/>
+        <w:drawing>
+          <wp:inline distT="0" distB="0" distL="0" distR="0" wp14:anchorId="40310EAA" wp14:editId="350C6DB8">
+            <wp:extent cx="6506483" cy="6115904"/>
+            <wp:effectExtent l="0" t="0" r="8890" b="0"/>
+            <wp:docPr id="131841182" name="Picture 1"/>
+            <wp:cNvGraphicFramePr>
+              <a:graphicFrameLocks xmlns:a="http://schemas.openxmlformats.org/drawingml/2006/main" noChangeAspect="1"/>
+            </wp:cNvGraphicFramePr>
+            <a:graphic xmlns:a="http://schemas.openxmlformats.org/drawingml/2006/main">
+              <a:graphicData uri="http://schemas.openxmlformats.org/drawingml/2006/picture">
+                <pic:pic xmlns:pic="http://schemas.openxmlformats.org/drawingml/2006/picture">
+                  <pic:nvPicPr>
+                    <pic:cNvPr id="131841182" name=""/>
+                    <pic:cNvPicPr/>
+                  </pic:nvPicPr>
+                  <pic:blipFill>
+                    <a:blip r:embed="rId16"/>
+                    <a:stretch>
+                      <a:fillRect/>
+                    </a:stretch>
+                  </pic:blipFill>
+                  <pic:spPr>
+                    <a:xfrm>
+                      <a:off x="0" y="0"/>
+                      <a:ext cx="6506483" cy="6115904"/>
+                    </a:xfrm>
+                    <a:prstGeom prst="rect">
+                      <a:avLst/>
+                    </a:prstGeom>
+                  </pic:spPr>
+                </pic:pic>
+              </a:graphicData>
+            </a:graphic>
+          </wp:inline>
+        </w:drawing>
+      </w:r>
+    </w:p>
+    <w:p/>
+    <w:p>
+      <w:r>
+        <w:lastRenderedPageBreak/>
+        <w:t xml:space="preserve">1/ </w:t>
+      </w:r>
+      <w:r>
+        <w:t>On-Demand</w:t>
+      </w:r>
+      <w:r>
+        <w:t xml:space="preserve"> Instances</w:t>
+      </w:r>
+    </w:p>
+    <w:p>
+      <w:r>
+        <w:t xml:space="preserve">2/ </w:t>
+      </w:r>
+      <w:r>
+        <w:t>Reserved Instances</w:t>
+      </w:r>
+    </w:p>
+    <w:p>
+      <w:r>
+        <w:t xml:space="preserve">3/ </w:t>
+      </w:r>
+      <w:r>
+        <w:t>Low cost but can be interrupted</w:t>
+      </w:r>
+    </w:p>
+    <w:p>
+      <w:r>
+        <w:t xml:space="preserve">4/ </w:t>
+      </w:r>
+      <w:r>
+        <w:t>AWS Cost Explorer</w:t>
+      </w:r>
+    </w:p>
+    <w:p>
+      <w:r>
+        <w:t xml:space="preserve">5/ </w:t>
+      </w:r>
+      <w:r>
+        <w:t>AWS Budgets</w:t>
+      </w:r>
+    </w:p>
+    <w:p>
+      <w:r>
+        <w:lastRenderedPageBreak/>
+        <w:drawing>
+          <wp:inline distT="0" distB="0" distL="0" distR="0" wp14:anchorId="6F02FDEC" wp14:editId="60D4473C">
+            <wp:extent cx="5749925" cy="6659245"/>
+            <wp:effectExtent l="0" t="0" r="3175" b="8255"/>
+            <wp:docPr id="562162216" name="Picture 1"/>
+            <wp:cNvGraphicFramePr>
+              <a:graphicFrameLocks xmlns:a="http://schemas.openxmlformats.org/drawingml/2006/main" noChangeAspect="1"/>
+            </wp:cNvGraphicFramePr>
+            <a:graphic xmlns:a="http://schemas.openxmlformats.org/drawingml/2006/main">
+              <a:graphicData uri="http://schemas.openxmlformats.org/drawingml/2006/picture">
+                <pic:pic xmlns:pic="http://schemas.openxmlformats.org/drawingml/2006/picture">
+                  <pic:nvPicPr>
+                    <pic:cNvPr id="562162216" name=""/>
+                    <pic:cNvPicPr/>
+                  </pic:nvPicPr>
+                  <pic:blipFill>
+                    <a:blip r:embed="rId17"/>
+                    <a:stretch>
+                      <a:fillRect/>
+                    </a:stretch>
+                  </pic:blipFill>
+                  <pic:spPr>
+                    <a:xfrm>
+                      <a:off x="0" y="0"/>
+                      <a:ext cx="5749925" cy="6659245"/>
+                    </a:xfrm>
+                    <a:prstGeom prst="rect">
+                      <a:avLst/>
+                    </a:prstGeom>
+                  </pic:spPr>
+                </pic:pic>
+              </a:graphicData>
+            </a:graphic>
+          </wp:inline>
+        </w:drawing>
+      </w:r>
+    </w:p>
+    <w:p>
+      <w:r>
+        <w:lastRenderedPageBreak/>
+        <w:t xml:space="preserve">6/ </w:t>
+      </w:r>
+      <w:r>
+        <w:t>Business</w:t>
+      </w:r>
+      <w:r>
+        <w:t xml:space="preserve"> Tier</w:t>
+      </w:r>
+    </w:p>
+    <w:p>
+      <w:r>
+        <w:t xml:space="preserve">7/ </w:t>
+      </w:r>
+      <w:r>
+        <w:t>Trusted Advisor</w:t>
+      </w:r>
+    </w:p>
+    <w:p>
+      <w:r>
+        <w:t xml:space="preserve">8/ </w:t>
+      </w:r>
+      <w:r>
+        <w:t>Compute charges stop but storage costs continue</w:t>
+      </w:r>
+    </w:p>
+    <w:p>
+      <w:r>
+        <w:t xml:space="preserve">9/ </w:t>
+      </w:r>
+      <w:r>
+        <w:t>AWS Pricing Calculator</w:t>
+      </w:r>
+    </w:p>
+    <w:p>
+      <w:r>
+        <w:t xml:space="preserve">10/ </w:t>
+      </w:r>
+      <w:r>
+        <w:t>Free usage within specific limits for 12 months or always free</w:t>
+      </w:r>
+    </w:p>
+    <w:p>
+      <w:r>
+        <w:t xml:space="preserve">11/ </w:t>
+      </w:r>
+      <w:r>
+        <w:t>AWS Organizations</w:t>
       </w:r>
     </w:p>
     <w:sectPr>
@@ -2788,7 +2968,6 @@
   <w:style w:type="character" w:default="1" w:styleId="DefaultParagraphFont">
     <w:name w:val="Default Paragraph Font"/>
     <w:uiPriority w:val="1"/>
-    <w:semiHidden/>
     <w:unhideWhenUsed/>
   </w:style>
   <w:style w:type="table" w:default="1" w:styleId="TableNormal">
